--- a/data/ai_paras/AI_para_193.docx
+++ b/data/ai_paras/AI_para_193.docx
@@ -4,7 +4,7 @@
   <w:body>
     <w:p>
       <w:r>
-        <w:t>The primary causes and risk factors associated with stroke are largely modifiable lifestyle factors and underlying health conditions. Hypertension is the most significant risk factor, as it contributes to the hardening and narrowing of arteries, thereby increasing the likelihood of stroke (Ref-s244754). Diabetes and a lack of physical activity further exacerbate the risk by promoting vascular damage and obesity, respectively, both of which are linked to increased stroke incidence. In a recent study, it was found that infections, particularly respiratory ones, can also trigger stroke, highlighting the importance of vaccinations in stroke prevention (Ref-s244754). Additionally, the COVID-19 pandemic has been associated with an increased risk of stroke, potentially due to the virus’s impact on the vascular system, underscoring the need for continuous monitoring and management of these risk factors (Ref-s244754).</w:t>
+        <w:t>In conclusion, stroke remains a significant medical condition with profound implications for individuals and healthcare systems worldwide. The early identification of stroke symptoms, such as sudden numbness, confusion, and dizziness, is vital for timely intervention and improved outcomes. Understanding the risk factors, including hypertension, diabetes, and lifestyle choices, is essential for developing targeted prevention strategies. Effective management of stroke involves addressing inflammation, utilizing thrombolytic therapy, and implementing comprehensive rehabilitation programs to support recovery. Future research should focus on refining treatment protocols and exploring novel therapeutic approaches, while public health initiatives should aim to enhance awareness and encourage lifestyle modifications to reduce stroke incidence.</w:t>
       </w:r>
     </w:p>
     <w:sectPr>
